--- a/docs/测试/01-测试计划.docx
+++ b/docs/测试/01-测试计划.docx
@@ -107,7 +107,7 @@
           <w:rFonts w:ascii="宋体" w:hAnsi="宋体" w:eastAsia="宋体"/>
           <w:sz w:val="22"/>
         </w:rPr>
-        <w:t>编写日期：2026-10-07（功能测试执行日期）</w:t>
+        <w:t>编写日期：2026-10-14（功能测试执行日期）</w:t>
         <w:br/>
       </w:r>
       <w:r>
@@ -292,7 +292,7 @@
                 <w:rFonts w:ascii="宋体" w:hAnsi="宋体" w:eastAsia="宋体"/>
                 <w:sz w:val="19"/>
               </w:rPr>
-              <w:t>功能需求（Functional Requirement），编号 FR-001 ~ FR-052</w:t>
+              <w:t>功能需求（Functional Requirement），编号 FR-001 ~ FR-057</w:t>
             </w:r>
           </w:p>
         </w:tc>
@@ -627,7 +627,7 @@
                 <w:rFonts w:ascii="宋体" w:hAnsi="宋体" w:eastAsia="宋体"/>
                 <w:sz w:val="19"/>
               </w:rPr>
-              <w:t>需求分析.md（V2.0）</w:t>
+              <w:t>需求规格说明书（V2.0）</w:t>
             </w:r>
           </w:p>
         </w:tc>
@@ -642,7 +642,7 @@
                 <w:rFonts w:ascii="宋体" w:hAnsi="宋体" w:eastAsia="宋体"/>
                 <w:sz w:val="19"/>
               </w:rPr>
-              <w:t>项目仓库根目录</w:t>
+              <w:t>项目仓库 Requirement Analysis/ 目录</w:t>
             </w:r>
           </w:p>
         </w:tc>

--- a/docs/测试/01-测试计划.docx
+++ b/docs/测试/01-测试计划.docx
@@ -107,7 +107,7 @@
           <w:rFonts w:ascii="宋体" w:hAnsi="宋体" w:eastAsia="宋体"/>
           <w:sz w:val="22"/>
         </w:rPr>
-        <w:t>编写日期：2026-10-14（功能测试执行日期）</w:t>
+        <w:t>编写日期：2026-10-15（功能测试执行日期）</w:t>
         <w:br/>
       </w:r>
       <w:r>
